--- a/modelos/02_politica_de_seguranca.docx
+++ b/modelos/02_politica_de_seguranca.docx
@@ -175,7 +175,13 @@
               <w:rPr>
                 <w:rFonts w:ascii="Arial" w:hAnsi="Arial" w:cs="Arial"/>
               </w:rPr>
-              <w:t>:  @nome</w:t>
+              <w:t xml:space="preserve">:  </w:t>
+            </w:r>
+            <w:r>
+              <w:rPr>
+                <w:rFonts w:ascii="Arial" w:hAnsi="Arial" w:cs="Arial"/>
+              </w:rPr>
+              <w:t>{{NOME}}</w:t>
             </w:r>
           </w:p>
         </w:tc>
@@ -212,7 +218,7 @@
               <w:rPr>
                 <w:rFonts w:ascii="Arial" w:hAnsi="Arial" w:cs="Arial"/>
               </w:rPr>
-              <w:t>:  @matricula</w:t>
+              <w:t xml:space="preserve">:  </w:t>
             </w:r>
           </w:p>
         </w:tc>
@@ -254,7 +260,13 @@
               <w:rPr>
                 <w:rFonts w:ascii="Arial" w:hAnsi="Arial" w:cs="Arial"/>
               </w:rPr>
-              <w:t>:   @funcao</w:t>
+              <w:t xml:space="preserve">:   </w:t>
+            </w:r>
+            <w:r>
+              <w:rPr>
+                <w:rFonts w:ascii="Arial" w:hAnsi="Arial" w:cs="Arial"/>
+              </w:rPr>
+              <w:t>{{CARGO}}</w:t>
             </w:r>
           </w:p>
         </w:tc>
@@ -296,7 +308,13 @@
               <w:rPr>
                 <w:rFonts w:ascii="Arial" w:hAnsi="Arial" w:cs="Arial"/>
               </w:rPr>
-              <w:t>:  @dt_adm</w:t>
+              <w:t xml:space="preserve">:  </w:t>
+            </w:r>
+            <w:r>
+              <w:rPr>
+                <w:rFonts w:ascii="Arial" w:hAnsi="Arial" w:cs="Arial"/>
+              </w:rPr>
+              <w:t>{{DATA_ADMISSAO}}</w:t>
             </w:r>
           </w:p>
         </w:tc>
@@ -338,7 +356,13 @@
               <w:rPr>
                 <w:rFonts w:ascii="Arial" w:hAnsi="Arial" w:cs="Arial"/>
               </w:rPr>
-              <w:t>:  @lotacao</w:t>
+              <w:t xml:space="preserve">:  </w:t>
+            </w:r>
+            <w:r>
+              <w:rPr>
+                <w:rFonts w:ascii="Arial" w:hAnsi="Arial" w:cs="Arial"/>
+              </w:rPr>
+              <w:t>{{LOTACAO}}</w:t>
             </w:r>
           </w:p>
         </w:tc>
@@ -398,13 +422,19 @@
                 <w:b/>
                 <w:bCs/>
               </w:rPr>
-              <w:t xml:space="preserve">Nº CTPS:  </w:t>
-            </w:r>
-            <w:r>
-              <w:rPr>
-                <w:rFonts w:ascii="Arial" w:hAnsi="Arial" w:cs="Arial"/>
-              </w:rPr>
-              <w:t>@ctps</w:t>
+              <w:t>Nº CPF</w:t>
+            </w:r>
+            <w:r>
+              <w:rPr>
+                <w:rFonts w:ascii="Arial" w:hAnsi="Arial" w:cs="Arial"/>
+              </w:rPr>
+              <w:t xml:space="preserve">: </w:t>
+            </w:r>
+            <w:r>
+              <w:rPr>
+                <w:rFonts w:ascii="Arial" w:hAnsi="Arial" w:cs="Arial"/>
+              </w:rPr>
+              <w:t>{{CPF}}</w:t>
             </w:r>
           </w:p>
         </w:tc>
@@ -429,20 +459,6 @@
                 <w:szCs w:val="24"/>
               </w:rPr>
             </w:pPr>
-            <w:r>
-              <w:rPr>
-                <w:rFonts w:ascii="Arial" w:hAnsi="Arial" w:cs="Arial"/>
-                <w:b/>
-                <w:bCs/>
-              </w:rPr>
-              <w:t>Nº RG</w:t>
-            </w:r>
-            <w:r>
-              <w:rPr>
-                <w:rFonts w:ascii="Arial" w:hAnsi="Arial" w:cs="Arial"/>
-              </w:rPr>
-              <w:t>: @rg</w:t>
-            </w:r>
           </w:p>
         </w:tc>
         <w:tc>
@@ -471,13 +487,7 @@
                 <w:b/>
                 <w:bCs/>
               </w:rPr>
-              <w:t xml:space="preserve"> Nº CPF</w:t>
-            </w:r>
-            <w:r>
-              <w:rPr>
-                <w:rFonts w:ascii="Arial" w:hAnsi="Arial" w:cs="Arial"/>
-              </w:rPr>
-              <w:t>: @cpf</w:t>
+              <w:t xml:space="preserve"> </w:t>
             </w:r>
           </w:p>
         </w:tc>
@@ -1239,7 +1249,7 @@
                 <w:szCs w:val="18"/>
                 <w:shd w:val="clear" w:color="auto" w:fill="FFFFFF"/>
               </w:rPr>
-              <w:t>@nome</w:t>
+              <w:t>{{NOME}}</w:t>
             </w:r>
           </w:p>
         </w:tc>
@@ -1284,23 +1294,7 @@
                 <w:szCs w:val="24"/>
                 <w:shd w:val="clear" w:color="auto" w:fill="FFFFFF"/>
               </w:rPr>
-              <w:t>@</w:t>
-            </w:r>
-            <w:r>
-              <w:rPr>
-                <w:rFonts w:ascii="Arial" w:hAnsi="Arial" w:cs="Arial"/>
-                <w:szCs w:val="24"/>
-                <w:shd w:val="clear" w:color="auto" w:fill="FFFFFF"/>
-              </w:rPr>
-              <w:t>em</w:t>
-            </w:r>
-            <w:r>
-              <w:rPr>
-                <w:rFonts w:ascii="Arial" w:hAnsi="Arial" w:cs="Arial"/>
-                <w:szCs w:val="24"/>
-                <w:shd w:val="clear" w:color="auto" w:fill="FFFFFF"/>
-              </w:rPr>
-              <w:t>presa</w:t>
+              <w:t>{{EMPRESA}}</w:t>
             </w:r>
             <w:r>
               <w:rPr>
@@ -1663,7 +1657,7 @@
         <v:path o:extrusionok="f" gradientshapeok="t" o:connecttype="rect"/>
         <o:lock v:ext="edit" aspectratio="t"/>
       </v:shapetype>
-      <v:shape id="_x0000_i1045" type="#_x0000_t75" style="width:10.9pt;height:10.9pt" o:bullet="t">
+      <v:shape id="_x0000_i1026" type="#_x0000_t75" style="width:11.2pt;height:11.2pt" o:bullet="t">
         <v:imagedata r:id="rId1" o:title="mso8E6E"/>
       </v:shape>
     </w:pict>

--- a/modelos/02_politica_de_seguranca.docx
+++ b/modelos/02_politica_de_seguranca.docx
@@ -1294,7 +1294,7 @@
                 <w:szCs w:val="24"/>
                 <w:shd w:val="clear" w:color="auto" w:fill="FFFFFF"/>
               </w:rPr>
-              <w:t>{{EMPRESA}}</w:t>
+              <w:t>{{RESP_SST}}</w:t>
             </w:r>
             <w:r>
               <w:rPr>

--- a/modelos/02_politica_de_seguranca.docx
+++ b/modelos/02_politica_de_seguranca.docx
@@ -1294,7 +1294,7 @@
                 <w:szCs w:val="24"/>
                 <w:shd w:val="clear" w:color="auto" w:fill="FFFFFF"/>
               </w:rPr>
-              <w:t>{{RESP_SST}}</w:t>
+              <w:t>{{EMPRESA}}</w:t>
             </w:r>
             <w:r>
               <w:rPr>
